--- a/word_reports/LP_0296_위치_171_Richard Clayderman_Souven.docx
+++ b/word_reports/LP_0296_위치_171_Richard Clayderman_Souven.docx
@@ -4,7 +4,7 @@
   <w:body>
     <w:p>
       <w:pPr>
-        <w:spacing w:after="280"/>
+        <w:spacing w:after="80"/>
       </w:pPr>
       <w:r>
         <w:rPr w:rFonts="맑은 고딕">
@@ -13,94 +13,47 @@
           <w:color w:val="1E3A8A"/>
           <w:sz w:val="30"/>
         </w:rPr>
-        <w:t>[171] Richard Clayderman - Souvenirs D'enfance</w:t>
+        <w:t>Richard Clayderman (리차드 클레이더만) - Souvenirs D'enfance</w:t>
       </w:r>
     </w:p>
     <w:p>
       <w:pPr>
-        <w:spacing w:after="320"/>
+        <w:spacing w:after="240"/>
       </w:pPr>
       <w:r>
         <w:rPr w:rFonts="맑은 고딕">
           <w:rFonts w:ascii="맑은 고딕" w:hAnsi="맑은 고딕" w:eastAsia="맑은 고딕"/>
           <w:b/>
-          <w:sz w:val="20"/>
+          <w:color w:val="4B5563"/>
+          <w:sz w:val="22"/>
         </w:rPr>
-        <w:t>■ 위치 : 171</w:t>
-        <w:br/>
-      </w:r>
-      <w:r>
-        <w:rPr w:rFonts="맑은 고딕">
-          <w:rFonts w:ascii="맑은 고딕" w:hAnsi="맑은 고딕" w:eastAsia="맑은 고딕"/>
-          <w:b/>
-          <w:sz w:val="20"/>
-        </w:rPr>
-        <w:t>■ 아티스트 : Richard Clayderman</w:t>
-        <w:br/>
-      </w:r>
-      <w:r>
-        <w:rPr w:rFonts="맑은 고딕">
-          <w:rFonts w:ascii="맑은 고딕" w:hAnsi="맑은 고딕" w:eastAsia="맑은 고딕"/>
-          <w:b/>
-          <w:sz w:val="20"/>
-        </w:rPr>
-        <w:t>■ 앨범명 : Souvenirs D'enfance</w:t>
-        <w:br/>
-      </w:r>
-      <w:r>
-        <w:rPr w:rFonts="맑은 고딕">
-          <w:rFonts w:ascii="맑은 고딕" w:hAnsi="맑은 고딕" w:eastAsia="맑은 고딕"/>
-          <w:b w:val="0"/>
-          <w:sz w:val="20"/>
-        </w:rPr>
-        <w:t>■ 음반 레이블 : Delphine Records</w:t>
-        <w:br/>
-      </w:r>
-      <w:r>
-        <w:rPr w:rFonts="맑은 고딕">
-          <w:rFonts w:ascii="맑은 고딕" w:hAnsi="맑은 고딕" w:eastAsia="맑은 고딕"/>
-          <w:b w:val="0"/>
-          <w:sz w:val="20"/>
-        </w:rPr>
-        <w:t>■ 발매년도 : 1981</w:t>
-        <w:br/>
-      </w:r>
-      <w:r>
-        <w:rPr w:rFonts="맑은 고딕">
-          <w:rFonts w:ascii="맑은 고딕" w:hAnsi="맑은 고딕" w:eastAsia="맑은 고딕"/>
-          <w:b w:val="0"/>
-          <w:sz w:val="20"/>
-        </w:rPr>
-        <w:t>■ 장르 : 이지 리스닝 (Easy Listening), 팝 클래식 (Pop Classical)</w:t>
-        <w:br/>
-      </w:r>
-      <w:r>
-        <w:rPr w:rFonts="맑은 고딕">
-          <w:rFonts w:ascii="맑은 고딕" w:hAnsi="맑은 고딕" w:eastAsia="맑은 고딕"/>
-          <w:b w:val="0"/>
-          <w:sz w:val="20"/>
-        </w:rPr>
-        <w:t>■ 주요 수록곡 : 1. Souvenirs D'enfance (어린 시절의 추억)</w:t>
-        <w:br/>
+        <w:t>위치 :  171</w:t>
       </w:r>
     </w:p>
     <w:p>
       <w:pPr>
-        <w:spacing w:after="160"/>
+        <w:spacing w:line="324" w:lineRule="auto" w:before="80" w:after="160"/>
       </w:pPr>
       <w:r>
         <w:rPr w:rFonts="맑은 고딕">
           <w:rFonts w:ascii="맑은 고딕" w:hAnsi="맑은 고딕" w:eastAsia="맑은 고딕"/>
           <w:b/>
           <w:color w:val="1F2937"/>
-          <w:sz w:val="24"/>
+          <w:sz w:val="22"/>
         </w:rPr>
-        <w:t>■ 음반 해설 및 감상 가이드</w:t>
+        <w:t xml:space="preserve">[음반 소개] </w:t>
+      </w:r>
+      <w:r>
+        <w:rPr w:rFonts="맑은 고딕">
+          <w:rFonts w:ascii="맑은 고딕" w:hAnsi="맑은 고딕" w:eastAsia="맑은 고딕"/>
+          <w:b w:val="0"/>
+          <w:sz w:val="21"/>
+        </w:rPr>
       </w:r>
     </w:p>
     <w:p>
       <w:pPr>
-        <w:spacing w:line="312" w:lineRule="auto" w:after="120"/>
+        <w:spacing w:line="324" w:lineRule="auto" w:after="120"/>
       </w:pPr>
       <w:r>
         <w:rPr w:rFonts="맑은 고딕">
@@ -108,51 +61,516 @@
           <w:b w:val="0"/>
           <w:sz w:val="21"/>
         </w:rPr>
-        <w:t>'건반 위의 아돌프'라 불리며 1970~80년대 전 세계에 '팝 클래식' 열풍을 일으킨 프랑스의 피아니스트 리샤르 클레이더만(Richard Clayderman)의 1981년 명반 《Souvenirs D'enfance》(어린 시절의 추억)입니다. 이 음반은 그의 음악 세계를 구성하는 명콤비 프로듀서 폴 드 세느빌(Paul de Senneville)과 올리비에 투생(Olivier Toussaint)의 섬세한 서정성이 집약된 작품입니다. 제목이 암시하듯 순수했던 유년 시절의 아련한 향수와 따스한 기억들을 고혹적이고 부드러운 피아노 선율로 담아내어 전 세계 음악 팬들에게 깊은 위로를 선사했습니다.</w:t>
+        <w:t>1970년대 후반 '아드린느를 위한 발라드'로 전 세계를 낭만의 물결로 물들였던 리차드 클레이더만이 1981년에 발표한 《Souvenirs D'enfance(어린 시절의 추억)》는 서정미의 극치를 보여주는 피아노 연주 명반입니다. 프랑스 네오 클래식의 세련된 선율과 감미로운 오케스트레이션이 완벽한 조화를 이루며, 듣는 이의 마음속 깊이 잠들어 있던 유년 시절의 순수와 아련한 노스탤지어를 조용히 일깨웁니다. 클래식의 품격 있는 터치와 팝의 대중적 서정성을 탁월하게 결합하여 현대 이지리스닝 피아노 음악의 새로운 지평을 연 작품으로, 시대를 초월해 사랑받는 불멸의 감동을 간직하고 있습니다.</w:t>
       </w:r>
     </w:p>
     <w:p>
       <w:pPr>
-        <w:spacing w:line="312" w:lineRule="auto" w:after="120"/>
+        <w:spacing w:line="324" w:lineRule="auto" w:before="200" w:after="80"/>
       </w:pPr>
+      <w:r>
+        <w:rPr w:rFonts="맑은 고딕">
+          <w:rFonts w:ascii="맑은 고딕" w:hAnsi="맑은 고딕" w:eastAsia="맑은 고딕"/>
+          <w:b/>
+          <w:color w:val="1E3A8A"/>
+          <w:sz w:val="24"/>
+        </w:rPr>
+        <w:t>1. 음반 데이터</w:t>
+      </w:r>
+    </w:p>
+    <w:p>
+      <w:pPr>
+        <w:spacing w:line="324" w:lineRule="auto" w:after="80"/>
+      </w:pPr>
+      <w:r>
+        <w:rPr w:rFonts="맑은 고딕">
+          <w:rFonts w:ascii="맑은 고딕" w:hAnsi="맑은 고딕" w:eastAsia="맑은 고딕"/>
+          <w:b w:val="0"/>
+          <w:color w:val="6B7280"/>
+          <w:sz w:val="21"/>
+        </w:rPr>
+        <w:t xml:space="preserve">· </w:t>
+      </w:r>
+      <w:r>
+        <w:rPr w:rFonts="맑은 고딕">
+          <w:rFonts w:ascii="맑은 고딕" w:hAnsi="맑은 고딕" w:eastAsia="맑은 고딕"/>
+          <w:b/>
+          <w:color w:val="1F2937"/>
+          <w:sz w:val="21"/>
+        </w:rPr>
+        <w:t xml:space="preserve">앨범명: </w:t>
+      </w:r>
       <w:r>
         <w:rPr w:rFonts="맑은 고딕">
           <w:rFonts w:ascii="맑은 고딕" w:hAnsi="맑은 고딕" w:eastAsia="맑은 고딕"/>
           <w:b w:val="0"/>
           <w:sz w:val="21"/>
         </w:rPr>
-        <w:t>음악적으로 이 앨범은 정통 클래식의 단아한 연주 기법과 팝 음악의 감각적이고 친근한 멜로디라인을 이상적으로 결합하고 있습니다. 클레이더만 특유의 연주 특징인 물 흐르듯 맑고 투명한 아르페지오(분산화음)와 명징한 건반 터치는 풍성한 현악 오케스트레이션과 완벽한 조화를 이룹니다. 자극적인 요소 없이 듣는 이의 마음을 편안하게 감싸 안는 그의 피아노 톤은 이지 리스닝 피아노 음악이 다다를 수 있는 최고 수준의 예술적 아름다움을 보여줍니다.</w:t>
+        <w:t>Souvenirs D'enfance</w:t>
       </w:r>
     </w:p>
     <w:p>
       <w:pPr>
-        <w:spacing w:line="312" w:lineRule="auto" w:after="120"/>
+        <w:spacing w:line="324" w:lineRule="auto" w:after="80"/>
       </w:pPr>
+      <w:r>
+        <w:rPr w:rFonts="맑은 고딕">
+          <w:rFonts w:ascii="맑은 고딕" w:hAnsi="맑은 고딕" w:eastAsia="맑은 고딕"/>
+          <w:b w:val="0"/>
+          <w:color w:val="6B7280"/>
+          <w:sz w:val="21"/>
+        </w:rPr>
+        <w:t xml:space="preserve">· </w:t>
+      </w:r>
+      <w:r>
+        <w:rPr w:rFonts="맑은 고딕">
+          <w:rFonts w:ascii="맑은 고딕" w:hAnsi="맑은 고딕" w:eastAsia="맑은 고딕"/>
+          <w:b/>
+          <w:color w:val="1F2937"/>
+          <w:sz w:val="21"/>
+        </w:rPr>
+        <w:t xml:space="preserve">아티스트: </w:t>
+      </w:r>
       <w:r>
         <w:rPr w:rFonts="맑은 고딕">
           <w:rFonts w:ascii="맑은 고딕" w:hAnsi="맑은 고딕" w:eastAsia="맑은 고딕"/>
           <w:b w:val="0"/>
           <w:sz w:val="21"/>
         </w:rPr>
-        <w:t>앨범의 포문을 여는 타이틀곡 &lt;Souvenirs D'enfance&gt;는 잔잔한 기쁨과 그리움이 교차하는 아름다운 선율로 listening session 전체의 톤을 제시합니다. 이어지는 &lt;Lettre À Ma Mère&gt;는 모성에 대한 깊은 애정과 고마움을 고스란히 담아낸 헌사로, 담담하면서도 호소력 짙은 연주가 마음을 울립니다. 또한 맑고 섬세한 건반의 속삭임이 매력적인 &lt;Murmures&gt;와 쓸쓸함 속에서도 따스한 온기를 잃지 않는 &lt;Nostalgy&gt; 역시 지나간 날들에 대한 아늑한 헌사를 바치는 이 앨범의 주요 관전 포인트입니다.</w:t>
+        <w:t>Richard Clayderman (리차드 클레이더만)</w:t>
       </w:r>
     </w:p>
     <w:p>
       <w:pPr>
-        <w:spacing w:line="312" w:lineRule="auto" w:after="120"/>
+        <w:spacing w:line="324" w:lineRule="auto" w:after="80"/>
       </w:pPr>
+      <w:r>
+        <w:rPr w:rFonts="맑은 고딕">
+          <w:rFonts w:ascii="맑은 고딕" w:hAnsi="맑은 고딕" w:eastAsia="맑은 고딕"/>
+          <w:b w:val="0"/>
+          <w:color w:val="6B7280"/>
+          <w:sz w:val="21"/>
+        </w:rPr>
+        <w:t xml:space="preserve">· </w:t>
+      </w:r>
+      <w:r>
+        <w:rPr w:rFonts="맑은 고딕">
+          <w:rFonts w:ascii="맑은 고딕" w:hAnsi="맑은 고딕" w:eastAsia="맑은 고딕"/>
+          <w:b/>
+          <w:color w:val="1F2937"/>
+          <w:sz w:val="21"/>
+        </w:rPr>
+        <w:t xml:space="preserve">발매 정보: </w:t>
+      </w:r>
       <w:r>
         <w:rPr w:rFonts="맑은 고딕">
           <w:rFonts w:ascii="맑은 고딕" w:hAnsi="맑은 고딕" w:eastAsia="맑은 고딕"/>
           <w:b w:val="0"/>
           <w:sz w:val="21"/>
         </w:rPr>
-        <w:t>LP라는 아날로그 매체를 통해 이 음반을 감상하는 것은 특유의 따스한 공기감과 풍성한 중저음을 그대로 체감하는 특별한 경험을 제공합니다. 턴테이블 위에서 회전하는 음골을 따라 흘러나오는 리샤르 클레이더만의 피아노 소리는 디지털 음원에서는 느낄 수 없는 포근한 질감과 격조 높은 감동을 전달합니다. 일상의 번잡함에서 벗어나 고요한 휴식과 감성적인 정화가 필요한 시간에 깊은 울림을 전해주는 명반입니다.</w:t>
+        <w:t>1981년 프랑스 델핀(Delphine) 레코드를 통해 발매되었으며, 명 프로듀서 폴 드 세느빌(Paul de Senneville)과 올리비에 투송(Olivier Toussaint)의 정교한 지휘 아래 탄생한 낭만주의 팝 피아노의 대표작입니다.</w:t>
+      </w:r>
+    </w:p>
+    <w:p>
+      <w:pPr>
+        <w:spacing w:line="324" w:lineRule="auto" w:after="80"/>
+      </w:pPr>
+      <w:r>
+        <w:rPr w:rFonts="맑은 고딕">
+          <w:rFonts w:ascii="맑은 고딕" w:hAnsi="맑은 고딕" w:eastAsia="맑은 고딕"/>
+          <w:b w:val="0"/>
+          <w:color w:val="6B7280"/>
+          <w:sz w:val="21"/>
+        </w:rPr>
+        <w:t xml:space="preserve">· </w:t>
+      </w:r>
+      <w:r>
+        <w:rPr w:rFonts="맑은 고딕">
+          <w:rFonts w:ascii="맑은 고딕" w:hAnsi="맑은 고딕" w:eastAsia="맑은 고딕"/>
+          <w:b/>
+          <w:color w:val="1F2937"/>
+          <w:sz w:val="21"/>
+        </w:rPr>
+        <w:t xml:space="preserve">LP 인기도(판매량): </w:t>
+      </w:r>
+      <w:r>
+        <w:rPr w:rFonts="맑은 고딕">
+          <w:rFonts w:ascii="맑은 고딕" w:hAnsi="맑은 고딕" w:eastAsia="맑은 고딕"/>
+          <w:b w:val="0"/>
+          <w:sz w:val="21"/>
+        </w:rPr>
+        <w:t>발매 직후 유럽 전역과 아시아, 라틴 아메리카를 휩쓸며 수백만 장의 판매고를 기록하였고, 대한민국을 비롯한 동아시아 시장에서 폭발적인 사랑을 받으며 1980년대 피아노 연주 음반 붐을 이끈 최고의 베스트셀러 중 하나입니다.</w:t>
+      </w:r>
+    </w:p>
+    <w:p>
+      <w:pPr>
+        <w:spacing w:line="324" w:lineRule="auto" w:after="80"/>
+      </w:pPr>
+      <w:r>
+        <w:rPr w:rFonts="맑은 고딕">
+          <w:rFonts w:ascii="맑은 고딕" w:hAnsi="맑은 고딕" w:eastAsia="맑은 고딕"/>
+          <w:b w:val="0"/>
+          <w:color w:val="6B7280"/>
+          <w:sz w:val="21"/>
+        </w:rPr>
+        <w:t xml:space="preserve">· </w:t>
+      </w:r>
+      <w:r>
+        <w:rPr w:rFonts="맑은 고딕">
+          <w:rFonts w:ascii="맑은 고딕" w:hAnsi="맑은 고딕" w:eastAsia="맑은 고딕"/>
+          <w:b/>
+          <w:color w:val="1F2937"/>
+          <w:sz w:val="21"/>
+        </w:rPr>
+        <w:t xml:space="preserve">각종 수상경력: </w:t>
+      </w:r>
+      <w:r>
+        <w:rPr w:rFonts="맑은 고딕">
+          <w:rFonts w:ascii="맑은 고딕" w:hAnsi="맑은 고딕" w:eastAsia="맑은 고딕"/>
+          <w:b w:val="0"/>
+          <w:sz w:val="21"/>
+        </w:rPr>
+        <w:t>프랑스를 비롯한 다수의 국가에서 골드 및 플래티넘 디스크를 석권하였으며, 낸시 레이건 미국 영부인으로부터 "로맨스의 왕자(Prince of Romance)"라는 칭호를 헌사받는 등 대중 연주 음악계에서 독보적인 예술적·상업적 권위를 공인받았습니다.</w:t>
+      </w:r>
+    </w:p>
+    <w:p>
+      <w:pPr>
+        <w:spacing w:line="324" w:lineRule="auto" w:before="200" w:after="80"/>
+      </w:pPr>
+      <w:r>
+        <w:rPr w:rFonts="맑은 고딕">
+          <w:rFonts w:ascii="맑은 고딕" w:hAnsi="맑은 고딕" w:eastAsia="맑은 고딕"/>
+          <w:b/>
+          <w:color w:val="1E3A8A"/>
+          <w:sz w:val="24"/>
+        </w:rPr>
+        <w:t>2. 아티스트 정보</w:t>
+      </w:r>
+    </w:p>
+    <w:p>
+      <w:pPr>
+        <w:spacing w:line="324" w:lineRule="auto" w:after="80"/>
+      </w:pPr>
+      <w:r>
+        <w:rPr w:rFonts="맑은 고딕">
+          <w:rFonts w:ascii="맑은 고딕" w:hAnsi="맑은 고딕" w:eastAsia="맑은 고딕"/>
+          <w:b w:val="0"/>
+          <w:color w:val="6B7280"/>
+          <w:sz w:val="21"/>
+        </w:rPr>
+        <w:t xml:space="preserve">· </w:t>
+      </w:r>
+      <w:r>
+        <w:rPr w:rFonts="맑은 고딕">
+          <w:rFonts w:ascii="맑은 고딕" w:hAnsi="맑은 고딕" w:eastAsia="맑은 고딕"/>
+          <w:b/>
+          <w:color w:val="1F2937"/>
+          <w:sz w:val="21"/>
+        </w:rPr>
+        <w:t xml:space="preserve">국적: </w:t>
+      </w:r>
+      <w:r>
+        <w:rPr w:rFonts="맑은 고딕">
+          <w:rFonts w:ascii="맑은 고딕" w:hAnsi="맑은 고딕" w:eastAsia="맑은 고딕"/>
+          <w:b w:val="0"/>
+          <w:sz w:val="21"/>
+        </w:rPr>
+        <w:t>프랑스</w:t>
+      </w:r>
+    </w:p>
+    <w:p>
+      <w:pPr>
+        <w:spacing w:line="324" w:lineRule="auto" w:after="80"/>
+      </w:pPr>
+      <w:r>
+        <w:rPr w:rFonts="맑은 고딕">
+          <w:rFonts w:ascii="맑은 고딕" w:hAnsi="맑은 고딕" w:eastAsia="맑은 고딕"/>
+          <w:b w:val="0"/>
+          <w:color w:val="6B7280"/>
+          <w:sz w:val="21"/>
+        </w:rPr>
+        <w:t xml:space="preserve">· </w:t>
+      </w:r>
+      <w:r>
+        <w:rPr w:rFonts="맑은 고딕">
+          <w:rFonts w:ascii="맑은 고딕" w:hAnsi="맑은 고딕" w:eastAsia="맑은 고딕"/>
+          <w:b/>
+          <w:color w:val="1F2937"/>
+          <w:sz w:val="21"/>
+        </w:rPr>
+        <w:t xml:space="preserve">생몰년도: </w:t>
+      </w:r>
+      <w:r>
+        <w:rPr w:rFonts="맑은 고딕">
+          <w:rFonts w:ascii="맑은 고딕" w:hAnsi="맑은 고딕" w:eastAsia="맑은 고딕"/>
+          <w:b w:val="0"/>
+          <w:sz w:val="21"/>
+        </w:rPr>
+        <w:t>1953년 12월 28일 ~ 현재</w:t>
+      </w:r>
+    </w:p>
+    <w:p>
+      <w:pPr>
+        <w:spacing w:line="324" w:lineRule="auto" w:after="80"/>
+      </w:pPr>
+      <w:r>
+        <w:rPr w:rFonts="맑은 고딕">
+          <w:rFonts w:ascii="맑은 고딕" w:hAnsi="맑은 고딕" w:eastAsia="맑은 고딕"/>
+          <w:b w:val="0"/>
+          <w:color w:val="6B7280"/>
+          <w:sz w:val="21"/>
+        </w:rPr>
+        <w:t xml:space="preserve">· </w:t>
+      </w:r>
+      <w:r>
+        <w:rPr w:rFonts="맑은 고딕">
+          <w:rFonts w:ascii="맑은 고딕" w:hAnsi="맑은 고딕" w:eastAsia="맑은 고딕"/>
+          <w:b/>
+          <w:color w:val="1F2937"/>
+          <w:sz w:val="21"/>
+        </w:rPr>
+        <w:t xml:space="preserve">그룹 소속: </w:t>
+      </w:r>
+      <w:r>
+        <w:rPr w:rFonts="맑은 고딕">
+          <w:rFonts w:ascii="맑은 고딕" w:hAnsi="맑은 고딕" w:eastAsia="맑은 고딕"/>
+          <w:b w:val="0"/>
+          <w:sz w:val="21"/>
+        </w:rPr>
+        <w:t>솔로</w:t>
+      </w:r>
+    </w:p>
+    <w:p>
+      <w:pPr>
+        <w:spacing w:line="324" w:lineRule="auto" w:after="80"/>
+      </w:pPr>
+      <w:r>
+        <w:rPr w:rFonts="맑은 고딕">
+          <w:rFonts w:ascii="맑은 고딕" w:hAnsi="맑은 고딕" w:eastAsia="맑은 고딕"/>
+          <w:b w:val="0"/>
+          <w:color w:val="6B7280"/>
+          <w:sz w:val="21"/>
+        </w:rPr>
+        <w:t xml:space="preserve">· </w:t>
+      </w:r>
+      <w:r>
+        <w:rPr w:rFonts="맑은 고딕">
+          <w:rFonts w:ascii="맑은 고딕" w:hAnsi="맑은 고딕" w:eastAsia="맑은 고딕"/>
+          <w:b/>
+          <w:color w:val="1F2937"/>
+          <w:sz w:val="21"/>
+        </w:rPr>
+        <w:t xml:space="preserve">아티스트 소개: </w:t>
+      </w:r>
+      <w:r>
+        <w:rPr w:rFonts="맑은 고딕">
+          <w:rFonts w:ascii="맑은 고딕" w:hAnsi="맑은 고딕" w:eastAsia="맑은 고딕"/>
+          <w:b w:val="0"/>
+          <w:sz w:val="21"/>
+        </w:rPr>
+        <w:t>클래식 명문 파리 국립고등음악원에서 수학한 정통파 피아니스트로, 고전 음악의 기품과 현대 팝의 대중적 멜로디를 절묘하게 융합한 뉴에이지·이지리스닝 스타일을 정립한 거장입니다. 특유의 투명하고 섬세한 건반 터치와 따뜻한 감수성으로 전 세계 9천만 장 이상의 경이로운 음반 판매고를 기록하며 팝 음악사에 대체 불가능한 낭만의 아이콘으로 자리 잡았습니다.</w:t>
+      </w:r>
+    </w:p>
+    <w:p>
+      <w:pPr>
+        <w:spacing w:line="324" w:lineRule="auto" w:before="200" w:after="80"/>
+      </w:pPr>
+      <w:r>
+        <w:rPr w:rFonts="맑은 고딕">
+          <w:rFonts w:ascii="맑은 고딕" w:hAnsi="맑은 고딕" w:eastAsia="맑은 고딕"/>
+          <w:b/>
+          <w:color w:val="1E3A8A"/>
+          <w:sz w:val="24"/>
+        </w:rPr>
+        <w:t>3. 음반 상세 분석</w:t>
+      </w:r>
+    </w:p>
+    <w:p>
+      <w:pPr>
+        <w:spacing w:line="324" w:lineRule="auto" w:after="80"/>
+      </w:pPr>
+      <w:r>
+        <w:rPr w:rFonts="맑은 고딕">
+          <w:rFonts w:ascii="맑은 고딕" w:hAnsi="맑은 고딕" w:eastAsia="맑은 고딕"/>
+          <w:b w:val="0"/>
+          <w:color w:val="6B7280"/>
+          <w:sz w:val="21"/>
+        </w:rPr>
+        <w:t xml:space="preserve">· </w:t>
+      </w:r>
+      <w:r>
+        <w:rPr w:rFonts="맑은 고딕">
+          <w:rFonts w:ascii="맑은 고딕" w:hAnsi="맑은 고딕" w:eastAsia="맑은 고딕"/>
+          <w:b/>
+          <w:color w:val="1F2937"/>
+          <w:sz w:val="21"/>
+        </w:rPr>
+        <w:t xml:space="preserve">역사적 위치: </w:t>
+      </w:r>
+      <w:r>
+        <w:rPr w:rFonts="맑은 고딕">
+          <w:rFonts w:ascii="맑은 고딕" w:hAnsi="맑은 고딕" w:eastAsia="맑은 고딕"/>
+          <w:b w:val="0"/>
+          <w:sz w:val="21"/>
+        </w:rPr>
+        <w:t>클래식 피아노 음악의 높은 문턱을 낮추면서도 고유의 예술적 기품을 온전히 보존한 크로스오버 피아노 사운드의 정점입니다. 복잡하고 전위적인 대중음악의 홍수 속에서 인간의 근원적 정서인 평온함과 순수성을 회복시킨 서정적 힐링 음악의 선구적 텍스트로 음악사적 가치를 인정받고 있습니다.</w:t>
+      </w:r>
+    </w:p>
+    <w:p>
+      <w:pPr>
+        <w:spacing w:line="324" w:lineRule="auto" w:after="80"/>
+      </w:pPr>
+      <w:r>
+        <w:rPr w:rFonts="맑은 고딕">
+          <w:rFonts w:ascii="맑은 고딕" w:hAnsi="맑은 고딕" w:eastAsia="맑은 고딕"/>
+          <w:b w:val="0"/>
+          <w:color w:val="6B7280"/>
+          <w:sz w:val="21"/>
+        </w:rPr>
+        <w:t xml:space="preserve">· </w:t>
+      </w:r>
+      <w:r>
+        <w:rPr w:rFonts="맑은 고딕">
+          <w:rFonts w:ascii="맑은 고딕" w:hAnsi="맑은 고딕" w:eastAsia="맑은 고딕"/>
+          <w:b/>
+          <w:color w:val="1F2937"/>
+          <w:sz w:val="21"/>
+        </w:rPr>
+        <w:t xml:space="preserve">시대의 흔적(스토리텔링): </w:t>
+      </w:r>
+      <w:r>
+        <w:rPr w:rFonts="맑은 고딕">
+          <w:rFonts w:ascii="맑은 고딕" w:hAnsi="맑은 고딕" w:eastAsia="맑은 고딕"/>
+          <w:b w:val="0"/>
+          <w:sz w:val="21"/>
+        </w:rPr>
+        <w:t>1980년대 대한민국의 음악다방, 골목 안 레코드점, 그리고 심야 라디오 시그널 음악으로 끊임없이 흘러나오며 고단한 도시의 일상을 어루만져 주던 청춘들의 배경음악이었습니다. 순수한 사랑과 옛 기억을 동경하던 그 시절 청년들의 마음을 따스하게 감싸 안았으며, 재킷 속 단정한 피아니스트의 모습은 당시 세대에게 지적이고 세련된 문화적 낭만의 상징이었습니다.</w:t>
+      </w:r>
+    </w:p>
+    <w:p>
+      <w:pPr>
+        <w:spacing w:line="324" w:lineRule="auto" w:before="200" w:after="80"/>
+      </w:pPr>
+      <w:r>
+        <w:rPr w:rFonts="맑은 고딕">
+          <w:rFonts w:ascii="맑은 고딕" w:hAnsi="맑은 고딕" w:eastAsia="맑은 고딕"/>
+          <w:b/>
+          <w:color w:val="1E3A8A"/>
+          <w:sz w:val="24"/>
+        </w:rPr>
+        <w:t>4. 주요 수록곡 및 감상 제언</w:t>
+      </w:r>
+    </w:p>
+    <w:p>
+      <w:pPr>
+        <w:spacing w:line="324" w:lineRule="auto" w:after="80"/>
+      </w:pPr>
+      <w:r>
+        <w:rPr w:rFonts="맑은 고딕">
+          <w:rFonts w:ascii="맑은 고딕" w:hAnsi="맑은 고딕" w:eastAsia="맑은 고딕"/>
+          <w:b w:val="0"/>
+          <w:color w:val="6B7280"/>
+          <w:sz w:val="21"/>
+        </w:rPr>
+        <w:t xml:space="preserve">· </w:t>
+      </w:r>
+      <w:r>
+        <w:rPr w:rFonts="맑은 고딕">
+          <w:rFonts w:ascii="맑은 고딕" w:hAnsi="맑은 고딕" w:eastAsia="맑은 고딕"/>
+          <w:b/>
+          <w:color w:val="1F2937"/>
+          <w:sz w:val="21"/>
+        </w:rPr>
+        <w:t xml:space="preserve">주요 수록곡 특징: </w:t>
+      </w:r>
+      <w:r>
+        <w:rPr w:rFonts="맑은 고딕">
+          <w:rFonts w:ascii="맑은 고딕" w:hAnsi="맑은 고딕" w:eastAsia="맑은 고딕"/>
+          <w:b w:val="0"/>
+          <w:sz w:val="21"/>
+        </w:rPr>
+        <w:t>타이틀곡 "Souvenirs D'enfance"는 맑은 이슬방울처럼 청아하게 떨어지는 영롱한 피아노와 유려한 스트링 편곡이 어우러져 유년의 아련한 기억을 한 편의 수채화처럼 그려냅니다. 모차르트 피아노 협주곡 21번 2악장을 로맨틱한 감각으로 재해석한 "Elvira Madigan"과 감미로운 멜랑콜리를 품은 "Histoire D'un Rêve" 등 수록곡 전반에 걸쳐 과장 없는 절제미와 서정적인 멜로디가 빛을 발합니다.</w:t>
+      </w:r>
+    </w:p>
+    <w:p>
+      <w:pPr>
+        <w:spacing w:line="324" w:lineRule="auto" w:after="80"/>
+      </w:pPr>
+      <w:r>
+        <w:rPr w:rFonts="맑은 고딕">
+          <w:rFonts w:ascii="맑은 고딕" w:hAnsi="맑은 고딕" w:eastAsia="맑은 고딕"/>
+          <w:b w:val="0"/>
+          <w:color w:val="6B7280"/>
+          <w:sz w:val="21"/>
+        </w:rPr>
+        <w:t xml:space="preserve">· </w:t>
+      </w:r>
+      <w:r>
+        <w:rPr w:rFonts="맑은 고딕">
+          <w:rFonts w:ascii="맑은 고딕" w:hAnsi="맑은 고딕" w:eastAsia="맑은 고딕"/>
+          <w:b/>
+          <w:color w:val="1F2937"/>
+          <w:sz w:val="21"/>
+        </w:rPr>
+        <w:t xml:space="preserve">빈티지 감상 제언: </w:t>
+      </w:r>
+      <w:r>
+        <w:rPr w:rFonts="맑은 고딕">
+          <w:rFonts w:ascii="맑은 고딕" w:hAnsi="맑은 고딕" w:eastAsia="맑은 고딕"/>
+          <w:b w:val="0"/>
+          <w:sz w:val="21"/>
+        </w:rPr>
+        <w:t>LP 바이닐 특유의 소리골을 통해 전해지는 피아노 해머의 묵직한 타건감과 앰비언스는 디지털 음원이 흉내 낼 수 없는 깊은 질감과 온기를 전달합니다. 진공관 앰프의 부드러운 배음과 턴테이블의 정숙한 회전을 통해 감상할 때, 현악 앙상블과 건반의 배음이 리스닝 룸 가득 벨벳처럼 포근하게 퍼져 나가는 공간감을 만끽할 수 있습니다.</w:t>
+      </w:r>
+    </w:p>
+    <w:p>
+      <w:pPr>
+        <w:spacing w:line="324" w:lineRule="auto" w:after="80"/>
+      </w:pPr>
+      <w:r>
+        <w:rPr w:rFonts="맑은 고딕">
+          <w:rFonts w:ascii="맑은 고딕" w:hAnsi="맑은 고딕" w:eastAsia="맑은 고딕"/>
+          <w:b w:val="0"/>
+          <w:color w:val="6B7280"/>
+          <w:sz w:val="21"/>
+        </w:rPr>
+        <w:t xml:space="preserve">· </w:t>
+      </w:r>
+      <w:r>
+        <w:rPr w:rFonts="맑은 고딕">
+          <w:rFonts w:ascii="맑은 고딕" w:hAnsi="맑은 고딕" w:eastAsia="맑은 고딕"/>
+          <w:b/>
+          <w:color w:val="1F2937"/>
+          <w:sz w:val="21"/>
+        </w:rPr>
+        <w:t xml:space="preserve">소장 가치: </w:t>
+      </w:r>
+      <w:r>
+        <w:rPr w:rFonts="맑은 고딕">
+          <w:rFonts w:ascii="맑은 고딕" w:hAnsi="맑은 고딕" w:eastAsia="맑은 고딕"/>
+          <w:b w:val="0"/>
+          <w:sz w:val="21"/>
+        </w:rPr>
+        <w:t>현대 이지리스닝 및 팝 피아노 장르의 황금기를 증명하는 역사적 연주 음반이자, 아날로그 녹음 전성기의 프랑스 레코딩 미학을 고스란히 담고 있는 소중한 아날로그 유산입니다. 시대를 뛰어넘어 순수한 정서적 울림을 주는 작품으로, 아날로그 바이닐 컬렉터의 서가에서 오랜 시간 변치 않는 빛을 발할 명반입니다.</w:t>
+      </w:r>
+    </w:p>
+    <w:p>
+      <w:pPr>
+        <w:spacing w:line="324" w:lineRule="auto" w:after="120" w:before="160"/>
+      </w:pPr>
+      <w:r>
+        <w:rPr w:rFonts="맑은 고딕">
+          <w:rFonts w:ascii="맑은 고딕" w:hAnsi="맑은 고딕" w:eastAsia="맑은 고딕"/>
+          <w:b/>
+          <w:color w:val="4338CA"/>
+          <w:sz w:val="21"/>
+        </w:rPr>
+        <w:t>이 음반을 통해 바쁜 일상 속에 잊혀졌던 유년의 아련한 추억과 낭만주의 피아노 선율이 전해주는 감동을 다시 한번 경험해 보시는 것은 어떨까요?</w:t>
       </w:r>
     </w:p>
     <w:sectPr>
       <w:pgSz w:w="12240" w:h="15840"/>
-      <w:pgMar w:top="1440" w:right="1440" w:bottom="1440" w:left="1440" w:header="720" w:footer="720" w:gutter="0"/>
+      <w:pgMar w:top="1152" w:right="1296" w:bottom="1152" w:left="1296" w:header="720" w:footer="720" w:gutter="0"/>
       <w:cols w:space="720"/>
       <w:docGrid w:linePitch="360"/>
     </w:sectPr>

--- a/word_reports/LP_0296_위치_171_Richard Clayderman_Souven.docx
+++ b/word_reports/LP_0296_위치_171_Richard Clayderman_Souven.docx
@@ -32,7 +32,7 @@
     </w:p>
     <w:p>
       <w:pPr>
-        <w:spacing w:line="324" w:lineRule="auto" w:before="80" w:after="160"/>
+        <w:spacing w:line="324" w:lineRule="auto" w:before="80" w:after="120"/>
       </w:pPr>
       <w:r>
         <w:rPr w:rFonts="맑은 고딕">
@@ -42,13 +42,6 @@
           <w:sz w:val="22"/>
         </w:rPr>
         <w:t xml:space="preserve">[음반 소개] </w:t>
-      </w:r>
-      <w:r>
-        <w:rPr w:rFonts="맑은 고딕">
-          <w:rFonts w:ascii="맑은 고딕" w:hAnsi="맑은 고딕" w:eastAsia="맑은 고딕"/>
-          <w:b w:val="0"/>
-          <w:sz w:val="21"/>
-        </w:rPr>
       </w:r>
     </w:p>
     <w:p>
@@ -61,7 +54,33 @@
           <w:b w:val="0"/>
           <w:sz w:val="21"/>
         </w:rPr>
-        <w:t>1970년대 후반 '아드린느를 위한 발라드'로 전 세계를 낭만의 물결로 물들였던 리차드 클레이더만이 1981년에 발표한 《Souvenirs D'enfance(어린 시절의 추억)》는 서정미의 극치를 보여주는 피아노 연주 명반입니다. 프랑스 네오 클래식의 세련된 선율과 감미로운 오케스트레이션이 완벽한 조화를 이루며, 듣는 이의 마음속 깊이 잠들어 있던 유년 시절의 순수와 아련한 노스탤지어를 조용히 일깨웁니다. 클래식의 품격 있는 터치와 팝의 대중적 서정성을 탁월하게 결합하여 현대 이지리스닝 피아노 음악의 새로운 지평을 연 작품으로, 시대를 초월해 사랑받는 불멸의 감동을 간직하고 있습니다.</w:t>
+        <w:t>1970년대 후반과 80년대 초, 엄격한 클래식의 문턱을 낮추고 대중의 가슴속 깊은 서정을 건드린 피아노의 음유시인 리차드 클레이더만. 그가 빚어낸 앨범 《Souvenirs D'enfance》(유년 시절의 추억)는 순백의 건반 위로 아련한 유년의 노스탤지어를 투영한 불멸의 걸작입니다. 프랑스 팝 인스트루멘탈의 거장 폴 드 세느빌과 올리비에 투생의 섬세한 멜로디 메이킹, 그리고 클레이더만 특유의 깃털처럼 부드러운 터치가 조화를 이룬 이 앨범은 전 세계 수많은 이들의 메마른 마음에 따스한 위안과 낭만의 온기를 불어넣었습니다.</w:t>
+      </w:r>
+    </w:p>
+    <w:p>
+      <w:pPr>
+        <w:spacing w:line="324" w:lineRule="auto" w:after="120"/>
+      </w:pPr>
+      <w:r>
+        <w:rPr w:rFonts="맑은 고딕">
+          <w:rFonts w:ascii="맑은 고딕" w:hAnsi="맑은 고딕" w:eastAsia="맑은 고딕"/>
+          <w:b w:val="0"/>
+          <w:sz w:val="21"/>
+        </w:rPr>
+        <w:t>이 음반이 세상에 울려 퍼지던 당시는 화려한 신스팝과 역동적인 록 음악이 주류를 이루던 격변의 시대였습니다. 그러나 역설적이게도 클레이더만의 담백하면서도 서정적인 피아노 연주는 소음과 속도전에 지친 현대인들의 영혼을 보듬는 가장 평온한 안식처가 되어주었습니다. 복잡한 기교를 과시하기보다는 건반 하나하나에 정서적 호흡과 낭만을 불어넣는 그의 예술적 철학은 '이지 리스닝'과 '네오 클래시컬'의 새로운 지평을 열었으며, 피아노 독주와 오케스트레이션의 결합이 대중문화의 심장부에 도달할 수 있음을 증명한 기념비적 이정표였습니다.</w:t>
+      </w:r>
+    </w:p>
+    <w:p>
+      <w:pPr>
+        <w:spacing w:line="324" w:lineRule="auto" w:after="120"/>
+      </w:pPr>
+      <w:r>
+        <w:rPr w:rFonts="맑은 고딕">
+          <w:rFonts w:ascii="맑은 고딕" w:hAnsi="맑은 고딕" w:eastAsia="맑은 고딕"/>
+          <w:b w:val="0"/>
+          <w:sz w:val="21"/>
+        </w:rPr>
+        <w:t>《Souvenirs D'enfance》는 제목 그대로 잃어버린 유년의 맑은 풍경과 순수했던 기억의 잔향을 한 편의 수채화처럼 펼쳐 보입니다. 유려하게 일렁이는 현악 세션의 파도 위를 맑게 유영하는 타건은 듣는 이로 하여금 어머니의 따스한 품, 햇살이 쏟아지던 어린 시절의 골목길, 그리고 가슴 한편에 묻어둔 첫사랑의 설렘을 환기합니다. 세월이 반세기를 향해 흘러간 오늘날에도 이 음반이 간직한 서정적 울림은 조금도 바래지 않은 채, 아날로그 LP의 회전 속에서 영원히 시들지 않는 청춘의 소네트로 살아 숨 쉬고 있습니다.</w:t>
       </w:r>
     </w:p>
     <w:p>
@@ -168,7 +187,7 @@
           <w:b w:val="0"/>
           <w:sz w:val="21"/>
         </w:rPr>
-        <w:t>1981년 프랑스 델핀(Delphine) 레코드를 통해 발매되었으며, 명 프로듀서 폴 드 세느빌(Paul de Senneville)과 올리비에 투송(Olivier Toussaint)의 정교한 지휘 아래 탄생한 낭만주의 팝 피아노의 대표작입니다.</w:t>
+        <w:t>1980년대 초 프랑스 델핀(Delphine) 레코드를 통해 발표되었으며, 명 프로듀서 폴 드 세느빌과 올리비에 투생의 기획 아래 프렌치 팝-클래시컬 크로스오버의 정수를 구현해 낸 명반입니다.</w:t>
       </w:r>
     </w:p>
     <w:p>
@@ -199,7 +218,7 @@
           <w:b w:val="0"/>
           <w:sz w:val="21"/>
         </w:rPr>
-        <w:t>발매 직후 유럽 전역과 아시아, 라틴 아메리카를 휩쓸며 수백만 장의 판매고를 기록하였고, 대한민국을 비롯한 동아시아 시장에서 폭발적인 사랑을 받으며 1980년대 피아노 연주 음반 붐을 이끈 최고의 베스트셀러 중 하나입니다.</w:t>
+        <w:t>발매와 동시에 프랑스를 비롯한 유럽 전역은 물론 한국, 일본 등 아시아와 남미 차트 정상을 휩쓸었으며, 전 세계적으로 수백만 장 이상의 경이적인 판매고를 기록하며 다수의 멀티 플래티넘 디스크를 달성했습니다.</w:t>
       </w:r>
     </w:p>
     <w:p>
@@ -230,7 +249,7 @@
           <w:b w:val="0"/>
           <w:sz w:val="21"/>
         </w:rPr>
-        <w:t>프랑스를 비롯한 다수의 국가에서 골드 및 플래티넘 디스크를 석권하였으며, 낸시 레이건 미국 영부인으로부터 "로맨스의 왕자(Prince of Romance)"라는 칭호를 헌사받는 등 대중 연주 음악계에서 독보적인 예술적·상업적 권위를 공인받았습니다.</w:t>
+        <w:t>전 세계 60여 개국에서 골드 및 플래티넘 레코드를 수여받았으며, 클레이더만이 기네스북에 '세계에서 가장 성공한 피아니스트'로 공인되는 데 결정적인 기여를 한 대표작 중 하나로 평가받습니다.</w:t>
       </w:r>
     </w:p>
     <w:p>
@@ -275,7 +294,7 @@
           <w:b w:val="0"/>
           <w:sz w:val="21"/>
         </w:rPr>
-        <w:t>프랑스</w:t>
+        <w:t>프랑스 (France)</w:t>
       </w:r>
     </w:p>
     <w:p>
@@ -337,7 +356,7 @@
           <w:b w:val="0"/>
           <w:sz w:val="21"/>
         </w:rPr>
-        <w:t>솔로</w:t>
+        <w:t>솔로 (Solo)</w:t>
       </w:r>
     </w:p>
     <w:p>
@@ -368,7 +387,7 @@
           <w:b w:val="0"/>
           <w:sz w:val="21"/>
         </w:rPr>
-        <w:t>클래식 명문 파리 국립고등음악원에서 수학한 정통파 피아니스트로, 고전 음악의 기품과 현대 팝의 대중적 멜로디를 절묘하게 융합한 뉴에이지·이지리스닝 스타일을 정립한 거장입니다. 특유의 투명하고 섬세한 건반 터치와 따뜻한 감수성으로 전 세계 9천만 장 이상의 경이로운 음반 판매고를 기록하며 팝 음악사에 대체 불가능한 낭만의 아이콘으로 자리 잡았습니다.</w:t>
+        <w:t>파리 국립고등음악원에서 정통 클래식을 사사한 리차드 클레이더만은 클래식의 기품과 팝의 대중성을 완벽하게 융합한 현대 피아노 음악의 거장입니다. 미국의 낸시 레이건 여사로부터 '로맨스의 왕자(The Prince of Romance)'라는 찬사를 받았으며, 20세기 후반 전 세계에 피아노 연주곡 붐을 일으킨 입지전적인 인물입니다.</w:t>
       </w:r>
     </w:p>
     <w:p>
@@ -413,7 +432,7 @@
           <w:b w:val="0"/>
           <w:sz w:val="21"/>
         </w:rPr>
-        <w:t>클래식 피아노 음악의 높은 문턱을 낮추면서도 고유의 예술적 기품을 온전히 보존한 크로스오버 피아노 사운드의 정점입니다. 복잡하고 전위적인 대중음악의 홍수 속에서 인간의 근원적 정서인 평온함과 순수성을 회복시킨 서정적 힐링 음악의 선구적 텍스트로 음악사적 가치를 인정받고 있습니다.</w:t>
+        <w:t>대중음악사에서 피아노 연주 앨범이 밀리언셀러를 기록하며 팝 스타의 반열에 오를 수 있음을 각인시킨 상징적인 앨범입니다. 낭만주의 음악의 유려한 감수성을 팝 편곡과 결합하여 이지 리스닝 장르를 고급 예술의 경지로 끌어올렸다는 음악사적 평가를 받습니다.</w:t>
       </w:r>
     </w:p>
     <w:p>
@@ -444,7 +463,7 @@
           <w:b w:val="0"/>
           <w:sz w:val="21"/>
         </w:rPr>
-        <w:t>1980년대 대한민국의 음악다방, 골목 안 레코드점, 그리고 심야 라디오 시그널 음악으로 끊임없이 흘러나오며 고단한 도시의 일상을 어루만져 주던 청춘들의 배경음악이었습니다. 순수한 사랑과 옛 기억을 동경하던 그 시절 청년들의 마음을 따스하게 감싸 안았으며, 재킷 속 단정한 피아니스트의 모습은 당시 세대에게 지적이고 세련된 문화적 낭만의 상징이었습니다.</w:t>
+        <w:t>1980년대 대한민국의 라디오 시그널, 음악 다방, 그리고 가정의 전축에서 쉼 없이 흘러나오며 당대 청춘들의 감성을 지배했던 문화적 공기 그 자체였습니다. 급격한 현대화 속에서 순수와 낭만을 갈망하던 당대 대중에게 이 음반은 정서적 해갈을 안겨주는 따뜻한 위로의 메타포였습니다.</w:t>
       </w:r>
     </w:p>
     <w:p>
@@ -489,7 +508,7 @@
           <w:b w:val="0"/>
           <w:sz w:val="21"/>
         </w:rPr>
-        <w:t>타이틀곡 "Souvenirs D'enfance"는 맑은 이슬방울처럼 청아하게 떨어지는 영롱한 피아노와 유려한 스트링 편곡이 어우러져 유년의 아련한 기억을 한 편의 수채화처럼 그려냅니다. 모차르트 피아노 협주곡 21번 2악장을 로맨틱한 감각으로 재해석한 "Elvira Madigan"과 감미로운 멜랑콜리를 품은 "Histoire D'un Rêve" 등 수록곡 전반에 걸쳐 과장 없는 절제미와 서정적인 멜로디가 빛을 발합니다.</w:t>
+        <w:t>아련한 유년의 그리움을 투명한 건반 터치로 그려낸 타이틀곡 'Souvenirs D'enfance'를 필두로, 어머니를 향한 애틋한 사모곡이자 한국인에게 유독 사랑받은 'Lettre À Ma Mère(어머니께 드리는 편지)', 서정적이면서도 웅장한 오케스트레이션이 돋보이는 'Triste Cœur' 등 수록곡 전반이 우아한 멜로디의 극치를 보여줍니다.</w:t>
       </w:r>
     </w:p>
     <w:p>
@@ -520,7 +539,7 @@
           <w:b w:val="0"/>
           <w:sz w:val="21"/>
         </w:rPr>
-        <w:t>LP 바이닐 특유의 소리골을 통해 전해지는 피아노 해머의 묵직한 타건감과 앰비언스는 디지털 음원이 흉내 낼 수 없는 깊은 질감과 온기를 전달합니다. 진공관 앰프의 부드러운 배음과 턴테이블의 정숙한 회전을 통해 감상할 때, 현악 앙상블과 건반의 배음이 리스닝 룸 가득 벨벳처럼 포근하게 퍼져 나가는 공간감을 만끽할 수 있습니다.</w:t>
+        <w:t>턴테이블 바늘이 소리골을 지나며 만들어내는 미세한 아날로그 질감은 디지털 음원이 흉내 낼 수 없는 온기를 발산합니다. 진공관 앰프를 통해 증폭된 풍성한 중저역의 현악 합주와 영롱하게 반짝이는 피아노 배음은, 늦은 밤 조용한 서재에서 한 잔의 차와 함께 감상할 때 최상의 공간감을 연출합니다.</w:t>
       </w:r>
     </w:p>
     <w:p>
@@ -551,7 +570,7 @@
           <w:b w:val="0"/>
           <w:sz w:val="21"/>
         </w:rPr>
-        <w:t>현대 이지리스닝 및 팝 피아노 장르의 황금기를 증명하는 역사적 연주 음반이자, 아날로그 녹음 전성기의 프랑스 레코딩 미학을 고스란히 담고 있는 소중한 아날로그 유산입니다. 시대를 뛰어넘어 순수한 정서적 울림을 주는 작품으로, 아날로그 바이닐 컬렉터의 서가에서 오랜 시간 변치 않는 빛을 발할 명반입니다.</w:t>
+        <w:t>프렌치 팝-인스트루멘탈의 황금기를 증명하는 역사적 산물이자, 아날로그 LP 특유의 풍부한 음장감이 고스란히 담겨 있어 바이닐 애호가와 피아노 음악 컬렉터라면 반드시 랙의 중심에 갖추어야 할 필청 음반입니다.</w:t>
       </w:r>
     </w:p>
     <w:p>
@@ -565,7 +584,7 @@
           <w:color w:val="4338CA"/>
           <w:sz w:val="21"/>
         </w:rPr>
-        <w:t>이 음반을 통해 바쁜 일상 속에 잊혀졌던 유년의 아련한 추억과 낭만주의 피아노 선율이 전해주는 감동을 다시 한번 경험해 보시는 것은 어떨까요?</w:t>
+        <w:t>이 음반을 통해 건반 끝에서 피어나는 아련한 유년의 추억과 잊고 있던 순수한 서정이 전해주는 감동을 다시 한번 경험해 보시는 것은 어떨까요?</w:t>
       </w:r>
     </w:p>
     <w:sectPr>
